--- a/Module 1/Crockett_module1.3.docx
+++ b/Module 1/Crockett_module1.3.docx
@@ -9,7 +9,10 @@
     </w:p>
     <w:p>
       <w:r>
-        <w:t>Module 1.2</w:t>
+        <w:t>Module 1.</w:t>
+      </w:r>
+      <w:r>
+        <w:t>3</w:t>
       </w:r>
     </w:p>
     <w:p/>
@@ -1158,6 +1161,18 @@
       <w:shd w:val="clear" w:color="auto" w:fill="E1DFDD"/>
     </w:rPr>
   </w:style>
+  <w:style w:type="character" w:styleId="FollowedHyperlink">
+    <w:name w:val="FollowedHyperlink"/>
+    <w:basedOn w:val="DefaultParagraphFont"/>
+    <w:uiPriority w:val="99"/>
+    <w:semiHidden/>
+    <w:unhideWhenUsed/>
+    <w:rsid w:val="008B09A7"/>
+    <w:rPr>
+      <w:color w:val="96607D" w:themeColor="followedHyperlink"/>
+      <w:u w:val="single"/>
+    </w:rPr>
+  </w:style>
 </w:styles>
 </file>
 
